--- a/templates/custom-reference.docx
+++ b/templates/custom-reference.docx
@@ -2256,10 +2256,6 @@
     <w:unhideWhenUsed/>
     <w:rsid w:val="00E618BF"/>
     <w:pPr>
-      <w:tabs>
-        <w:tab w:pos="4680" w:val="center"/>
-        <w:tab w:pos="9360" w:val="right"/>
-      </w:tabs>
       <w:spacing w:after="0" w:line="240" w:lineRule="auto"/>
     </w:pPr>
   </w:style>
@@ -2278,10 +2274,6 @@
     <w:unhideWhenUsed/>
     <w:rsid w:val="00E618BF"/>
     <w:pPr>
-      <w:tabs>
-        <w:tab w:pos="4680" w:val="center"/>
-        <w:tab w:pos="9360" w:val="right"/>
-      </w:tabs>
       <w:spacing w:after="0" w:line="240" w:lineRule="auto"/>
     </w:pPr>
   </w:style>
@@ -2799,8 +2791,6 @@
       <w:spacing w:line="240" w:lineRule="auto"/>
     </w:pPr>
     <w:rPr>
-      <w:b/>
-      <w:bCs/>
       <w:color w:val="000000"/>
       <w:sz w:val="22"/>
       <w:szCs w:val="22"/>

--- a/templates/custom-reference.docx
+++ b/templates/custom-reference.docx
@@ -405,7 +405,7 @@
     <w:bookmarkEnd w:id="21"/>
     <w:bookmarkEnd w:id="22"/>
     <w:sectPr>
-      <w:pgSz w:h="15840" w:w="12240"/>
+      <w:pgSz w:w="11906" w:h="16838"/>
       <w:pgMar w:bottom="1440" w:footer="720" w:gutter="0" w:header="720" w:left="1800" w:right="1800" w:top="1440"/>
       <w:cols w:space="720"/>
       <w:docGrid w:linePitch="360"/>

--- a/templates/custom-reference.docx
+++ b/templates/custom-reference.docx
@@ -2930,6 +2930,7 @@
     <w:qFormat/>
     <w:rsid w:val="00FC693F"/>
     <w:pPr>
+      <w:jc w:val="center"/>
       <w:outlineLvl w:val="9"/>
     </w:pPr>
   </w:style>
